--- a/Biooil_Data_ML_Submission_Packages/01_Bioresource_Technology/03_COVER_LETTER.docx
+++ b/Biooil_Data_ML_Submission_Packages/01_Bioresource_Technology/03_COVER_LETTER.docx
@@ -19,25 +19,25 @@
     <w:p/>
     <w:p>
       <w:r>
-        <w:t>We are pleased to submit the manuscript entitled "Data availability constraints and deep learning-based inverse prediction of bio-oil composition from steam reforming syngas" for consideration as a Research Article in Bioresource Technology.</w:t>
+        <w:t>We are pleased to submit the manuscript entitled "Machine-learning soft sensor for bio-oil steam reforming: Cantera-generated data and inverse prediction of bio-oil composition from syngas" for consideration as a Research Article in Bioresource Technology.</w:t>
       </w:r>
     </w:p>
     <w:p/>
     <w:p>
       <w:r>
-        <w:t>This manuscript addresses a practical barrier in biomass pyrolysis valorization: bio-oil composition is essential for downstream conversion and hydrogen-oriented reforming, but detailed composition data are slow to obtain and inconsistently reported in reusable form. We combine a SQL-curated audit of literature-derived bio-oil composition records with thermodynamically validated Cantera steam reforming simulations and inverse machine learning.</w:t>
+        <w:t>This manuscript addresses a practical process-monitoring problem in biomass pyrolysis valorization: bio-oil composition is essential for hydrogen-oriented steam reforming and future model predictive control, but detailed liquid characterization is slower than reformer syngas monitoring. We use literature-derived bio-oil compositions as realistic feed inputs for Cantera steam reforming simulations and then develop an inverse machine-learning model that estimates bio-oil composition from syngas and operating conditions.</w:t>
       </w:r>
     </w:p>
     <w:p/>
     <w:p>
       <w:r>
-        <w:t>The work is aligned with Bioresource Technology because it focuses on bioresource conversion, thermochemical processing, bio-oil utilization, biofuel-related modeling, and systems analysis. The manuscript contributes three main findings. First, a SQL audit of 70 class-level bio-oil records shows that no record contains all ten composition classes and only 30 records contain the six groups required for robust inverse modeling. Second, a Cantera reformer workflow generated 3,150 thermodynamic cases and 1,350 model-ready samples after target-completeness filtering. Third, a multilayer perceptron predicted six bio-oil composition classes from syngas and process conditions with row-wise average R2 = 0.863 and MAE = 4.03%, while BiooilID-based holdout analysis identified limits for unseen bio-oil generalization.</w:t>
+        <w:t>The work is aligned with Bioresource Technology because it focuses on bioresource conversion, thermochemical processing, bio-oil utilization, hydrogen-rich syngas production, and data-driven process monitoring. The manuscript contributes three main findings. First, literature-derived bio-oil compositions were curated and mapped into six functional groups for simulation-ready feed definition. Second, a Cantera reformer workflow generated 3,150 thermodynamic cases and 1,350 model-ready samples after target-completeness filtering. Third, a multilayer perceptron predicted six bio-oil composition classes from syngas and process conditions with row-wise average R2 = 0.863 and MAE = 4.03%, providing a soft-sensor foundation for future MPC integration.</w:t>
       </w:r>
     </w:p>
     <w:p/>
     <w:p>
       <w:r>
-        <w:t>The manuscript is submitted as an original research article rather than a conventional review. The data-availability analysis provides the motivation and boundary conditions for the modeling contribution. We believe this combined framing will be of interest to readers working on biomass pyrolysis, bio-oil reforming, hydrogen production, data-driven process monitoring, and reusable bioresource datasets.</w:t>
+        <w:t>The manuscript is submitted as an original research article rather than a conventional review. The bio-oil database provides realistic feed compositions for synthetic data generation, while the Cantera and machine-learning workflow forms the main contribution. We believe this framing will be of interest to readers working on biomass pyrolysis, bio-oil reforming, hydrogen production, soft sensors, model predictive control, and data-driven process monitoring.</w:t>
       </w:r>
     </w:p>
     <w:p/>
@@ -70,7 +70,6 @@
         <w:t>[Email]</w:t>
       </w:r>
     </w:p>
-    <w:p/>
     <w:p/>
     <w:sectPr>
       <w:pgSz w:w="12240" w:h="15840"/>
@@ -490,7 +489,7 @@
     <w:link w:val="Balk1Char"/>
     <w:uiPriority w:val="9"/>
     <w:qFormat/>
-    <w:rsid w:val="00CB7E70"/>
+    <w:rsid w:val="00121E1B"/>
     <w:pPr>
       <w:keepNext/>
       <w:keepLines/>
@@ -513,7 +512,7 @@
     <w:semiHidden/>
     <w:unhideWhenUsed/>
     <w:qFormat/>
-    <w:rsid w:val="00CB7E70"/>
+    <w:rsid w:val="00121E1B"/>
     <w:pPr>
       <w:keepNext/>
       <w:keepLines/>
@@ -536,7 +535,7 @@
     <w:semiHidden/>
     <w:unhideWhenUsed/>
     <w:qFormat/>
-    <w:rsid w:val="00CB7E70"/>
+    <w:rsid w:val="00121E1B"/>
     <w:pPr>
       <w:keepNext/>
       <w:keepLines/>
@@ -559,7 +558,7 @@
     <w:semiHidden/>
     <w:unhideWhenUsed/>
     <w:qFormat/>
-    <w:rsid w:val="00CB7E70"/>
+    <w:rsid w:val="00121E1B"/>
     <w:pPr>
       <w:keepNext/>
       <w:keepLines/>
@@ -582,7 +581,7 @@
     <w:semiHidden/>
     <w:unhideWhenUsed/>
     <w:qFormat/>
-    <w:rsid w:val="00CB7E70"/>
+    <w:rsid w:val="00121E1B"/>
     <w:pPr>
       <w:keepNext/>
       <w:keepLines/>
@@ -603,7 +602,7 @@
     <w:semiHidden/>
     <w:unhideWhenUsed/>
     <w:qFormat/>
-    <w:rsid w:val="00CB7E70"/>
+    <w:rsid w:val="00121E1B"/>
     <w:pPr>
       <w:keepNext/>
       <w:keepLines/>
@@ -626,7 +625,7 @@
     <w:semiHidden/>
     <w:unhideWhenUsed/>
     <w:qFormat/>
-    <w:rsid w:val="00CB7E70"/>
+    <w:rsid w:val="00121E1B"/>
     <w:pPr>
       <w:keepNext/>
       <w:keepLines/>
@@ -647,7 +646,7 @@
     <w:semiHidden/>
     <w:unhideWhenUsed/>
     <w:qFormat/>
-    <w:rsid w:val="00CB7E70"/>
+    <w:rsid w:val="00121E1B"/>
     <w:pPr>
       <w:keepNext/>
       <w:keepLines/>
@@ -670,7 +669,7 @@
     <w:semiHidden/>
     <w:unhideWhenUsed/>
     <w:qFormat/>
-    <w:rsid w:val="00CB7E70"/>
+    <w:rsid w:val="00121E1B"/>
     <w:pPr>
       <w:keepNext/>
       <w:keepLines/>
@@ -714,7 +713,7 @@
     <w:basedOn w:val="VarsaylanParagrafYazTipi"/>
     <w:link w:val="Balk1"/>
     <w:uiPriority w:val="9"/>
-    <w:rsid w:val="00CB7E70"/>
+    <w:rsid w:val="00121E1B"/>
     <w:rPr>
       <w:rFonts w:asciiTheme="majorHAnsi" w:eastAsiaTheme="majorEastAsia" w:hAnsiTheme="majorHAnsi" w:cstheme="majorBidi"/>
       <w:color w:val="2F5496" w:themeColor="accent1" w:themeShade="BF"/>
@@ -728,7 +727,7 @@
     <w:link w:val="Balk2"/>
     <w:uiPriority w:val="9"/>
     <w:semiHidden/>
-    <w:rsid w:val="00CB7E70"/>
+    <w:rsid w:val="00121E1B"/>
     <w:rPr>
       <w:rFonts w:asciiTheme="majorHAnsi" w:eastAsiaTheme="majorEastAsia" w:hAnsiTheme="majorHAnsi" w:cstheme="majorBidi"/>
       <w:color w:val="2F5496" w:themeColor="accent1" w:themeShade="BF"/>
@@ -742,7 +741,7 @@
     <w:link w:val="Balk3"/>
     <w:uiPriority w:val="9"/>
     <w:semiHidden/>
-    <w:rsid w:val="00CB7E70"/>
+    <w:rsid w:val="00121E1B"/>
     <w:rPr>
       <w:rFonts w:eastAsiaTheme="majorEastAsia" w:cstheme="majorBidi"/>
       <w:color w:val="2F5496" w:themeColor="accent1" w:themeShade="BF"/>
@@ -756,7 +755,7 @@
     <w:link w:val="Balk4"/>
     <w:uiPriority w:val="9"/>
     <w:semiHidden/>
-    <w:rsid w:val="00CB7E70"/>
+    <w:rsid w:val="00121E1B"/>
     <w:rPr>
       <w:rFonts w:eastAsiaTheme="majorEastAsia" w:cstheme="majorBidi"/>
       <w:i/>
@@ -770,7 +769,7 @@
     <w:link w:val="Balk5"/>
     <w:uiPriority w:val="9"/>
     <w:semiHidden/>
-    <w:rsid w:val="00CB7E70"/>
+    <w:rsid w:val="00121E1B"/>
     <w:rPr>
       <w:rFonts w:eastAsiaTheme="majorEastAsia" w:cstheme="majorBidi"/>
       <w:color w:val="2F5496" w:themeColor="accent1" w:themeShade="BF"/>
@@ -782,7 +781,7 @@
     <w:link w:val="Balk6"/>
     <w:uiPriority w:val="9"/>
     <w:semiHidden/>
-    <w:rsid w:val="00CB7E70"/>
+    <w:rsid w:val="00121E1B"/>
     <w:rPr>
       <w:rFonts w:eastAsiaTheme="majorEastAsia" w:cstheme="majorBidi"/>
       <w:i/>
@@ -796,7 +795,7 @@
     <w:link w:val="Balk7"/>
     <w:uiPriority w:val="9"/>
     <w:semiHidden/>
-    <w:rsid w:val="00CB7E70"/>
+    <w:rsid w:val="00121E1B"/>
     <w:rPr>
       <w:rFonts w:eastAsiaTheme="majorEastAsia" w:cstheme="majorBidi"/>
       <w:color w:val="595959" w:themeColor="text1" w:themeTint="A6"/>
@@ -808,7 +807,7 @@
     <w:link w:val="Balk8"/>
     <w:uiPriority w:val="9"/>
     <w:semiHidden/>
-    <w:rsid w:val="00CB7E70"/>
+    <w:rsid w:val="00121E1B"/>
     <w:rPr>
       <w:rFonts w:eastAsiaTheme="majorEastAsia" w:cstheme="majorBidi"/>
       <w:i/>
@@ -822,7 +821,7 @@
     <w:link w:val="Balk9"/>
     <w:uiPriority w:val="9"/>
     <w:semiHidden/>
-    <w:rsid w:val="00CB7E70"/>
+    <w:rsid w:val="00121E1B"/>
     <w:rPr>
       <w:rFonts w:eastAsiaTheme="majorEastAsia" w:cstheme="majorBidi"/>
       <w:color w:val="272727" w:themeColor="text1" w:themeTint="D8"/>
@@ -835,7 +834,7 @@
     <w:link w:val="KonuBalChar"/>
     <w:uiPriority w:val="10"/>
     <w:qFormat/>
-    <w:rsid w:val="00CB7E70"/>
+    <w:rsid w:val="00121E1B"/>
     <w:pPr>
       <w:spacing w:after="80" w:line="240" w:lineRule="auto"/>
       <w:contextualSpacing/>
@@ -853,7 +852,7 @@
     <w:basedOn w:val="VarsaylanParagrafYazTipi"/>
     <w:link w:val="KonuBal"/>
     <w:uiPriority w:val="10"/>
-    <w:rsid w:val="00CB7E70"/>
+    <w:rsid w:val="00121E1B"/>
     <w:rPr>
       <w:rFonts w:asciiTheme="majorHAnsi" w:eastAsiaTheme="majorEastAsia" w:hAnsiTheme="majorHAnsi" w:cstheme="majorBidi"/>
       <w:spacing w:val="-10"/>
@@ -869,7 +868,7 @@
     <w:link w:val="AltyazChar"/>
     <w:uiPriority w:val="11"/>
     <w:qFormat/>
-    <w:rsid w:val="00CB7E70"/>
+    <w:rsid w:val="00121E1B"/>
     <w:pPr>
       <w:numPr>
         <w:ilvl w:val="1"/>
@@ -888,7 +887,7 @@
     <w:basedOn w:val="VarsaylanParagrafYazTipi"/>
     <w:link w:val="Altyaz"/>
     <w:uiPriority w:val="11"/>
-    <w:rsid w:val="00CB7E70"/>
+    <w:rsid w:val="00121E1B"/>
     <w:rPr>
       <w:rFonts w:eastAsiaTheme="majorEastAsia" w:cstheme="majorBidi"/>
       <w:color w:val="595959" w:themeColor="text1" w:themeTint="A6"/>
@@ -904,7 +903,7 @@
     <w:link w:val="AlntChar"/>
     <w:uiPriority w:val="29"/>
     <w:qFormat/>
-    <w:rsid w:val="00CB7E70"/>
+    <w:rsid w:val="00121E1B"/>
     <w:pPr>
       <w:spacing w:before="160"/>
       <w:jc w:val="center"/>
@@ -920,7 +919,7 @@
     <w:basedOn w:val="VarsaylanParagrafYazTipi"/>
     <w:link w:val="Alnt"/>
     <w:uiPriority w:val="29"/>
-    <w:rsid w:val="00CB7E70"/>
+    <w:rsid w:val="00121E1B"/>
     <w:rPr>
       <w:i/>
       <w:iCs/>
@@ -932,7 +931,7 @@
     <w:basedOn w:val="Normal"/>
     <w:uiPriority w:val="34"/>
     <w:qFormat/>
-    <w:rsid w:val="00CB7E70"/>
+    <w:rsid w:val="00121E1B"/>
     <w:pPr>
       <w:ind w:left="720"/>
       <w:contextualSpacing/>
@@ -943,7 +942,7 @@
     <w:basedOn w:val="VarsaylanParagrafYazTipi"/>
     <w:uiPriority w:val="21"/>
     <w:qFormat/>
-    <w:rsid w:val="00CB7E70"/>
+    <w:rsid w:val="00121E1B"/>
     <w:rPr>
       <w:i/>
       <w:iCs/>
@@ -957,7 +956,7 @@
     <w:link w:val="GlAlntChar"/>
     <w:uiPriority w:val="30"/>
     <w:qFormat/>
-    <w:rsid w:val="00CB7E70"/>
+    <w:rsid w:val="00121E1B"/>
     <w:pPr>
       <w:pBdr>
         <w:top w:val="single" w:sz="4" w:space="10" w:color="2F5496" w:themeColor="accent1" w:themeShade="BF"/>
@@ -978,7 +977,7 @@
     <w:basedOn w:val="VarsaylanParagrafYazTipi"/>
     <w:link w:val="GlAlnt"/>
     <w:uiPriority w:val="30"/>
-    <w:rsid w:val="00CB7E70"/>
+    <w:rsid w:val="00121E1B"/>
     <w:rPr>
       <w:i/>
       <w:iCs/>
@@ -990,7 +989,7 @@
     <w:basedOn w:val="VarsaylanParagrafYazTipi"/>
     <w:uiPriority w:val="32"/>
     <w:qFormat/>
-    <w:rsid w:val="00CB7E70"/>
+    <w:rsid w:val="00121E1B"/>
     <w:rPr>
       <w:b/>
       <w:bCs/>
